--- a/document/API-based.docx
+++ b/document/API-based.docx
@@ -140,6 +140,8 @@
       </w:r>
       <w:proofErr w:type="spellEnd"/>
     </w:p>
+    <w:p/>
+    <w:p/>
     <w:p>
       <w:r>
         <w:t>For Available devices specifically, this part is API based:</w:t>
@@ -759,6 +761,7 @@
   <w:style w:type="character" w:default="1" w:styleId="DefaultParagraphFont">
     <w:name w:val="Default Paragraph Font"/>
     <w:uiPriority w:val="1"/>
+    <w:semiHidden/>
     <w:unhideWhenUsed/>
   </w:style>
   <w:style w:type="table" w:default="1" w:styleId="TableNormal">
